--- a/docs/downloads/frank-binford-hole/doc_0152.docx
+++ b/docs/downloads/frank-binford-hole/doc_0152.docx
@@ -1,28 +1,48 @@
 
 <file path=word/document.xml><?xml version="1.0" encoding="utf-8"?>
-<w:document xmlns:wpc="http://schemas.microsoft.com/office/word/2010/wordprocessingCanvas" xmlns:cx="http://schemas.microsoft.com/office/drawing/2014/chartex" xmlns:cx1="http://schemas.microsoft.com/office/drawing/2015/9/8/chartex" xmlns:cx2="http://schemas.microsoft.com/office/drawing/2015/10/21/chartex" xmlns:cx3="http://schemas.microsoft.com/office/drawing/2016/5/9/chartex" xmlns:cx4="http://schemas.microsoft.com/office/drawing/2016/5/10/chartex" xmlns:cx5="http://schemas.microsoft.com/office/drawing/2016/5/11/chartex" xmlns:cx6="http://schemas.microsoft.com/office/drawing/2016/5/12/chartex" xmlns:cx7="http://schemas.microsoft.com/office/drawing/2016/5/13/chartex" xmlns:cx8="http://schemas.microsoft.com/office/drawing/2016/5/14/chartex" xmlns:mc="http://schemas.openxmlformats.org/markup-compatibility/2006" xmlns:aink="http://schemas.microsoft.com/office/drawing/2016/ink" xmlns:am3d="http://schemas.microsoft.com/office/drawing/2017/model3d" xmlns:o="urn:schemas-microsoft-com:office:office" xmlns:oel="http://schemas.microsoft.com/office/2019/extlst" xmlns:r="http://schemas.openxmlformats.org/officeDocument/2006/relationships" xmlns:m="http://schemas.openxmlformats.org/officeDocument/2006/math" xmlns:v="urn:schemas-microsoft-com:vml" xmlns:wp14="http://schemas.microsoft.com/office/word/2010/wordprocessingDrawing" xmlns:wp="http://schemas.openxmlformats.org/drawingml/2006/wordprocessingDrawing" xmlns:w10="urn:schemas-microsoft-com:office:word" xmlns:w="http://schemas.openxmlformats.org/wordprocessingml/2006/main" xmlns:w14="http://schemas.microsoft.com/office/word/2010/wordml" xmlns:w15="http://schemas.microsoft.com/office/word/2012/wordml" xmlns:w16cex="http://schemas.microsoft.com/office/word/2018/wordml/cex" xmlns:w16cid="http://schemas.microsoft.com/office/word/2016/wordml/cid" xmlns:w16="http://schemas.microsoft.com/office/word/2018/wordml" xmlns:w16du="http://schemas.microsoft.com/office/word/2023/wordml/word16du" xmlns:w16sdtdh="http://schemas.microsoft.com/office/word/2020/wordml/sdtdatahash" xmlns:w16se="http://schemas.microsoft.com/office/word/2015/wordml/symex" xmlns:wpg="http://schemas.microsoft.com/office/word/2010/wordprocessingGroup" xmlns:wpi="http://schemas.microsoft.com/office/word/2010/wordprocessingInk" xmlns:wne="http://schemas.microsoft.com/office/word/2006/wordml" xmlns:wps="http://schemas.microsoft.com/office/word/2010/wordprocessingShape" mc:Ignorable="w14 w15 w16se w16cid w16 w16cex w16sdtdh wp14">
+<w:document xmlns:wpc="http://schemas.microsoft.com/office/word/2010/wordprocessingCanvas" xmlns:cx="http://schemas.microsoft.com/office/drawing/2014/chartex" xmlns:cx1="http://schemas.microsoft.com/office/drawing/2015/9/8/chartex" xmlns:cx2="http://schemas.microsoft.com/office/drawing/2015/10/21/chartex" xmlns:cx3="http://schemas.microsoft.com/office/drawing/2016/5/9/chartex" xmlns:cx4="http://schemas.microsoft.com/office/drawing/2016/5/10/chartex" xmlns:cx5="http://schemas.microsoft.com/office/drawing/2016/5/11/chartex" xmlns:cx6="http://schemas.microsoft.com/office/drawing/2016/5/12/chartex" xmlns:cx7="http://schemas.microsoft.com/office/drawing/2016/5/13/chartex" xmlns:cx8="http://schemas.microsoft.com/office/drawing/2016/5/14/chartex" xmlns:mc="http://schemas.openxmlformats.org/markup-compatibility/2006" xmlns:aink="http://schemas.microsoft.com/office/drawing/2016/ink" xmlns:am3d="http://schemas.microsoft.com/office/drawing/2017/model3d" xmlns:o="urn:schemas-microsoft-com:office:office" xmlns:oel="http://schemas.microsoft.com/office/2019/extlst" xmlns:r="http://schemas.openxmlformats.org/officeDocument/2006/relationships" xmlns:m="http://schemas.openxmlformats.org/officeDocument/2006/math" xmlns:v="urn:schemas-microsoft-com:vml" xmlns:wp14="http://schemas.microsoft.com/office/word/2010/wordprocessingDrawing" xmlns:wp="http://schemas.openxmlformats.org/drawingml/2006/wordprocessingDrawing" xmlns:w10="urn:schemas-microsoft-com:office:word" xmlns:w="http://schemas.openxmlformats.org/wordprocessingml/2006/main" xmlns:w14="http://schemas.microsoft.com/office/word/2010/wordml" xmlns:w15="http://schemas.microsoft.com/office/word/2012/wordml" xmlns:w16cex="http://schemas.microsoft.com/office/word/2018/wordml/cex" xmlns:w16cid="http://schemas.microsoft.com/office/word/2016/wordml/cid" xmlns:w16="http://schemas.microsoft.com/office/word/2018/wordml" xmlns:w16sdtdh="http://schemas.microsoft.com/office/word/2020/wordml/sdtdatahash" xmlns:w16se="http://schemas.microsoft.com/office/word/2015/wordml/symex" xmlns:wpg="http://schemas.microsoft.com/office/word/2010/wordprocessingGroup" xmlns:wpi="http://schemas.microsoft.com/office/word/2010/wordprocessingInk" xmlns:wne="http://schemas.microsoft.com/office/word/2006/wordml" xmlns:wps="http://schemas.microsoft.com/office/word/2010/wordprocessingShape" mc:Ignorable="w14 w15 w16se w16cid w16 w16cex w16sdtdh wp14">
   <w:body>
     <w:p>
       <w:pPr>
         <w:rPr>
           <w:rtl/>
+          <w:lang w:bidi="ar-SA"/>
         </w:rPr>
       </w:pPr>
-      <w:hyperlink r:id="rId4" w:history="1">
-        <w:r>
-          <w:rPr>
-            <w:rStyle w:val="Hyperlink"/>
-            <w:rtl/>
-          </w:rPr>
-          <w:t>معنى موعظة الجبل - متى 5</w:t>
-        </w:r>
-      </w:hyperlink>
+      <w:r>
+        <w:rPr>
+          <w:rtl/>
+          <w:lang w:bidi="ar-SA"/>
+        </w:rPr>
+        <w:t>نار</w:t>
+      </w:r>
+      <w:r>
+        <w:rPr>
+          <w:rFonts w:hint="cs"/>
+          <w:rtl/>
+          <w:lang w:bidi="ar-SA"/>
+        </w:rPr>
+        <w:t>ٌ</w:t>
+      </w:r>
+      <w:r>
+        <w:rPr>
+          <w:rtl/>
+          <w:lang w:bidi="ar-SA"/>
+        </w:rPr>
+        <w:t xml:space="preserve"> لاَ تُطْفَأُ</w:t>
+      </w:r>
     </w:p>
     <w:p>
       <w:pPr>
         <w:bidi w:val="0"/>
+        <w:rPr>
+          <w:lang w:bidi="ar-SA"/>
+        </w:rPr>
       </w:pPr>
       <w:r>
+        <w:rPr>
+          <w:lang w:bidi="ar-SA"/>
+        </w:rPr>
         <w:t>Frank Binford Hole</w:t>
       </w:r>
     </w:p>
@@ -39,7 +59,7 @@
           <w:rtl/>
           <w:lang w:bidi="ar-SA"/>
         </w:rPr>
-        <w:t>متى 5: 1، 2</w:t>
+        <w:t>في كل مجال الحق الإلهي لا يوجد أية نقطة فيها أي أهمية لفكر الإنسان ورأيه على الإطلاق. ولكن لا يوجد ولا في أي منها نقطة نستبعد فيها أي رأي بشر كالموضوع الذي نحن نتأمل فيه الآن.</w:t>
       </w:r>
     </w:p>
     <w:p>
@@ -55,7 +75,15 @@
           <w:rtl/>
           <w:lang w:bidi="ar-SA"/>
         </w:rPr>
-        <w:t>ابتدا الرب الآن بأن يكلم تلاميذه وإن كان ذلك أمام جموع الشعب، ليعلّمهم عن مبادئ الملكوت</w:t>
+        <w:t xml:space="preserve">فحال أن دخلنا في موضوع عقاب الخطية، فنحن جميعنا ميالون وسريعو الخاطر في المشاركة بالحديث. فلا أحد منا </w:t>
+      </w:r>
+      <w:r>
+        <w:rPr>
+          <w:rFonts w:hint="cs"/>
+          <w:rtl/>
+          <w:lang w:bidi="ar-SA"/>
+        </w:rPr>
+        <w:t>سيجلس مكان المشاهد الغير مندفع. فإننا أكثر نميل إلى أن نكون في منصة المّدعي الذي يحكم في قضية مجرم؛ وفي هذه المداولة يكون الحديث عن حياة أو موت. وهنا المجرم ليس بقاضٍ منحاز لقضيته؛ كما ونحن أيضًا إن كان الحديث عن الدينونة الآتية.</w:t>
       </w:r>
     </w:p>
     <w:p>
@@ -71,22 +99,30 @@
           <w:rtl/>
           <w:lang w:bidi="ar-SA"/>
         </w:rPr>
-        <w:t xml:space="preserve">متى 5: 3 </w:t>
-      </w:r>
-      <w:r>
-        <w:rPr>
-          <w:rtl/>
-          <w:lang w:bidi="ar-SA"/>
-        </w:rPr>
-        <w:t>–</w:t>
-      </w:r>
-      <w:r>
-        <w:rPr>
-          <w:rFonts w:hint="cs"/>
-          <w:rtl/>
-          <w:lang w:bidi="ar-SA"/>
-        </w:rPr>
-        <w:t xml:space="preserve"> 10</w:t>
+        <w:t xml:space="preserve">لذا فمن الضروري بأن نحدد أولاً كل </w:t>
+      </w:r>
+      <w:r>
+        <w:rPr>
+          <w:rtl/>
+          <w:lang w:bidi="ar-SA"/>
+        </w:rPr>
+        <w:t>خطأ</w:t>
+      </w:r>
+      <w:r>
+        <w:rPr>
+          <w:rFonts w:hint="cs"/>
+          <w:rtl/>
+          <w:lang w:bidi="ar-SA"/>
+        </w:rPr>
+        <w:t xml:space="preserve"> وطبيعية موقف فهم الإنسان الخاطئ من نحو هذه المسألة. فإننا علينا أن نغلق على ذهننا المفكر فيما سيكون بحسب تصوراتنا، وأكثر من ذلك على سماع الشروحات الواضحة </w:t>
+      </w:r>
+      <w:r>
+        <w:rPr>
+          <w:rFonts w:hint="cs"/>
+          <w:rtl/>
+          <w:lang w:bidi="ar-SA"/>
+        </w:rPr>
+        <w:t>لما سيكون، كما يخبرنا الله عنه في الكتاب المقدس، الذي هو ديان الجميع.</w:t>
       </w:r>
     </w:p>
     <w:p>
@@ -102,15 +138,69 @@
           <w:rtl/>
           <w:lang w:bidi="ar-SA"/>
         </w:rPr>
-        <w:t>في البداية أظهر نوعية الناس التي ستدخل هذا الملكوت لتمتلكه وتتمتع بفوائده. في ممالك البشر يحتاج المرء في أيامنا الكثير من الثقة بالذات والحزم إن أراد أن يكون ناجحًا؛ أما في ملكوت السماوات بالمقابل فهو عكس ذلك. فمن العهد القديم كان قد أُشير إلى هذا الأمر: مزمور 37: 11 يعبّر عن هذا الأمر بصورة جلية تمامًا. أما هنا فيقدم الرب هذه الحقيقة بصورة أشمل أمام عيوننا. هو يرسم لنا صورة أدبية عن البقية التقية، التي في الأخير ستدخل الملكوت. هو يذكر ثمانية أمور مبتدئًا بمسكنة الروح وينهيها بالاضطهادات. هذا الترتيب يجعلنا نميّز تسلسل معيّن. التوبة تنشئ مسكنة في الروح، وهنا لا بد وأن تكون بداية كل شيء</w:t>
-      </w:r>
-      <w:r>
-        <w:rPr>
-          <w:rFonts w:hint="cs"/>
-          <w:rtl/>
-          <w:lang w:bidi="ar-SA"/>
-        </w:rPr>
-        <w:t>. من بعد ذلك حزن ووداعة ناشئة من فطنة حقيقية بما في داخل ذواتنا، ومن ثم عطش إلى البرّ كما نجده في الله وحده. من ثم عندما تملأ هذه الفضائل المؤمن تظهر فيه صفات الله بذاته: رحمة، طهارة، سلام. غير أن العالم لا يطلب الله ولا مزاياه. فتحدث الاضطهادات التي تنتهي بها هذه السلسلة.</w:t>
+        <w:t xml:space="preserve">إنه من الجيد بأن نبدأ من البداية وأن نفتش إن كان الكتاب يعلّم، إن كان هنالك على الإطلاق ما يُسمى عقاب أو لعنة هلاك. وليس القليل من الناس الذين يريدون أن يلغوا هذه الفكرة كليًا </w:t>
+      </w:r>
+      <w:r>
+        <w:rPr>
+          <w:rtl/>
+          <w:lang w:bidi="ar-SA"/>
+        </w:rPr>
+        <w:t>–</w:t>
+      </w:r>
+      <w:r>
+        <w:rPr>
+          <w:rFonts w:hint="cs"/>
+          <w:rtl/>
+          <w:lang w:bidi="ar-SA"/>
+        </w:rPr>
+        <w:t xml:space="preserve"> فيما هو مرتبط بسيادة الله على خلائقه </w:t>
+      </w:r>
+      <w:r>
+        <w:rPr>
+          <w:rtl/>
+          <w:lang w:bidi="ar-SA"/>
+        </w:rPr>
+        <w:t>–</w:t>
+      </w:r>
+      <w:r>
+        <w:rPr>
+          <w:rFonts w:hint="cs"/>
+          <w:rtl/>
+          <w:lang w:bidi="ar-SA"/>
+        </w:rPr>
+        <w:t xml:space="preserve"> تمامًا كما هو مع أناس دائمًا يميلون على أن يرثوا </w:t>
+      </w:r>
+      <w:r>
+        <w:rPr>
+          <w:rFonts w:hint="cs"/>
+          <w:rtl/>
+          <w:lang w:bidi="ar-SA"/>
+        </w:rPr>
+        <w:t>لل</w:t>
+      </w:r>
+      <w:r>
+        <w:rPr>
+          <w:rFonts w:hint="cs"/>
+          <w:rtl/>
+          <w:lang w:bidi="ar-SA"/>
+        </w:rPr>
+        <w:t xml:space="preserve">مصير المرير لمجرم يقف في المحاكمة، بينما لا يوجد لديهم أي تعاطف </w:t>
+      </w:r>
+      <w:r>
+        <w:rPr>
+          <w:rFonts w:hint="cs"/>
+          <w:rtl/>
+          <w:lang w:bidi="ar-SA"/>
+        </w:rPr>
+        <w:t xml:space="preserve">مع </w:t>
+      </w:r>
+      <w:r>
+        <w:rPr>
+          <w:rFonts w:hint="cs"/>
+          <w:rtl/>
+          <w:lang w:bidi="ar-SA"/>
+        </w:rPr>
+        <w:t>ضحيته.</w:t>
       </w:r>
     </w:p>
     <w:p>
@@ -126,7 +216,203 @@
           <w:rtl/>
           <w:lang w:bidi="ar-SA"/>
         </w:rPr>
-        <w:t>متى 5: 11، 12</w:t>
+        <w:t xml:space="preserve">اقرأ من فضلك بتدقيق رومية 2: 1 </w:t>
+      </w:r>
+      <w:r>
+        <w:rPr>
+          <w:rtl/>
+          <w:lang w:bidi="ar-SA"/>
+        </w:rPr>
+        <w:t>–</w:t>
+      </w:r>
+      <w:r>
+        <w:rPr>
+          <w:rFonts w:hint="cs"/>
+          <w:rtl/>
+          <w:lang w:bidi="ar-SA"/>
+        </w:rPr>
+        <w:t xml:space="preserve"> 16، وستجد بأن الكتاب يشهد دون أي نفخة عدم يقين بأنه سيكون في المستقبل عقاب واقعي. فبالفعل هنالك أمر مثل "دينونة الله". هذه الدينونة سيكون فيها "غضب" الله وستظهر في اليوم الآتي "يوم الغضب". في ذلك اليوم سيكشف الله عن "</w:t>
+      </w:r>
+      <w:r>
+        <w:rPr>
+          <w:rtl/>
+          <w:lang w:bidi="ar-SA"/>
+        </w:rPr>
+        <w:t xml:space="preserve"> سَرَائِرَ النَّاسِ</w:t>
+      </w:r>
+      <w:r>
+        <w:rPr>
+          <w:rFonts w:hint="cs"/>
+          <w:rtl/>
+          <w:lang w:bidi="ar-SA"/>
+        </w:rPr>
+        <w:t>" ويدينها. ربما سيسأل المرء ما الذي يعنيه "غضب" بالضبط. وعلى هذا يخبرنا بتفاصيل أخرى، عند قوله بأن الله سيجازي "</w:t>
+      </w:r>
+      <w:r>
+        <w:rPr>
+          <w:rtl/>
+          <w:lang w:bidi="ar-SA"/>
+        </w:rPr>
+        <w:t xml:space="preserve">الَّذِينَ هُمْ مِنْ أَهْلِ التَّحَزُّبِ، وَلاَ يُطَاوِعُونَ لِلْحَقِّ بَلْ يُطَاوِعُونَ لِلإِثْمِ، فَسَخَطٌ وَغَضَبٌ،  </w:t>
+      </w:r>
+      <w:r>
+        <w:rPr>
+          <w:rFonts w:ascii="Tahoma" w:hAnsi="Tahoma" w:cs="Tahoma" w:hint="cs"/>
+          <w:rtl/>
+          <w:lang w:bidi="ar-SA"/>
+        </w:rPr>
+        <w:t>﻿</w:t>
+      </w:r>
+      <w:r>
+        <w:rPr>
+          <w:rtl/>
+          <w:lang w:bidi="ar-SA"/>
+        </w:rPr>
+        <w:t>9</w:t>
+      </w:r>
+      <w:r>
+        <w:rPr>
+          <w:rFonts w:ascii="Tahoma" w:hAnsi="Tahoma" w:cs="Tahoma" w:hint="cs"/>
+          <w:rtl/>
+          <w:lang w:bidi="ar-SA"/>
+        </w:rPr>
+        <w:t>﻿</w:t>
+      </w:r>
+      <w:r>
+        <w:rPr>
+          <w:rtl/>
+          <w:lang w:bidi="ar-SA"/>
+        </w:rPr>
+        <w:t xml:space="preserve"> </w:t>
+      </w:r>
+      <w:r>
+        <w:rPr>
+          <w:rFonts w:ascii="Tahoma" w:hAnsi="Tahoma" w:cs="Tahoma" w:hint="cs"/>
+          <w:rtl/>
+          <w:lang w:bidi="ar-SA"/>
+        </w:rPr>
+        <w:t>﻿</w:t>
+      </w:r>
+      <w:r>
+        <w:rPr>
+          <w:rFonts w:hint="cs"/>
+          <w:rtl/>
+          <w:lang w:bidi="ar-SA"/>
+        </w:rPr>
+        <w:t>شِدَّةٌ</w:t>
+      </w:r>
+      <w:r>
+        <w:rPr>
+          <w:rtl/>
+          <w:lang w:bidi="ar-SA"/>
+        </w:rPr>
+        <w:t xml:space="preserve"> </w:t>
+      </w:r>
+      <w:r>
+        <w:rPr>
+          <w:rFonts w:hint="cs"/>
+          <w:rtl/>
+          <w:lang w:bidi="ar-SA"/>
+        </w:rPr>
+        <w:t>وَضِيقٌ،</w:t>
+      </w:r>
+      <w:r>
+        <w:rPr>
+          <w:rtl/>
+          <w:lang w:bidi="ar-SA"/>
+        </w:rPr>
+        <w:t xml:space="preserve"> </w:t>
+      </w:r>
+      <w:r>
+        <w:rPr>
+          <w:rFonts w:hint="cs"/>
+          <w:rtl/>
+          <w:lang w:bidi="ar-SA"/>
+        </w:rPr>
+        <w:t>عَلَى</w:t>
+      </w:r>
+      <w:r>
+        <w:rPr>
+          <w:rtl/>
+          <w:lang w:bidi="ar-SA"/>
+        </w:rPr>
+        <w:t xml:space="preserve"> </w:t>
+      </w:r>
+      <w:r>
+        <w:rPr>
+          <w:rFonts w:hint="cs"/>
+          <w:rtl/>
+          <w:lang w:bidi="ar-SA"/>
+        </w:rPr>
+        <w:t>كُلِّ</w:t>
+      </w:r>
+      <w:r>
+        <w:rPr>
+          <w:rtl/>
+          <w:lang w:bidi="ar-SA"/>
+        </w:rPr>
+        <w:t xml:space="preserve"> </w:t>
+      </w:r>
+      <w:r>
+        <w:rPr>
+          <w:rFonts w:hint="cs"/>
+          <w:rtl/>
+          <w:lang w:bidi="ar-SA"/>
+        </w:rPr>
+        <w:t>نَفْسِ</w:t>
+      </w:r>
+      <w:r>
+        <w:rPr>
+          <w:rtl/>
+          <w:lang w:bidi="ar-SA"/>
+        </w:rPr>
+        <w:t xml:space="preserve"> </w:t>
+      </w:r>
+      <w:r>
+        <w:rPr>
+          <w:rFonts w:hint="cs"/>
+          <w:rtl/>
+          <w:lang w:bidi="ar-SA"/>
+        </w:rPr>
+        <w:t>إِنْسَانٍ</w:t>
+      </w:r>
+      <w:r>
+        <w:rPr>
+          <w:rtl/>
+          <w:lang w:bidi="ar-SA"/>
+        </w:rPr>
+        <w:t xml:space="preserve"> </w:t>
+      </w:r>
+      <w:r>
+        <w:rPr>
+          <w:rFonts w:hint="cs"/>
+          <w:rtl/>
+          <w:lang w:bidi="ar-SA"/>
+        </w:rPr>
+        <w:t>يَفْعَلُ</w:t>
+      </w:r>
+      <w:r>
+        <w:rPr>
+          <w:rtl/>
+          <w:lang w:bidi="ar-SA"/>
+        </w:rPr>
+        <w:t xml:space="preserve"> </w:t>
+      </w:r>
+      <w:r>
+        <w:rPr>
+          <w:rFonts w:hint="cs"/>
+          <w:rtl/>
+          <w:lang w:bidi="ar-SA"/>
+        </w:rPr>
+        <w:t>الشَّرَّ</w:t>
+      </w:r>
+      <w:r>
+        <w:rPr>
+          <w:rFonts w:hint="cs"/>
+          <w:rtl/>
+          <w:lang w:bidi="ar-SA"/>
+        </w:rPr>
+        <w:t>" (عدد 8 و 9)، وهذا من دون أية محاباة.</w:t>
       </w:r>
     </w:p>
     <w:p>
@@ -142,78 +428,15 @@
           <w:rtl/>
           <w:lang w:bidi="ar-SA"/>
         </w:rPr>
-        <w:t xml:space="preserve">إن البركة التي نراها في الأعداد 3 حتى 10 ستتحقق بالكامل عندما سيُقام ملكوت السماوات على الأرض. في كل تطويبة من التطويبات ما عدا الأخيرة يوصف متقو الله في صورة شخصية، لكن في العددين 11 و 12 يكلّم الرب تلاميذه شخصيًا. إن كلمة الضمير "هم" في عدد 10 تتبدل في عدد 11 لتصير "أنتم"، فبتوجيهه الكلام لتلاميذه </w:t>
-      </w:r>
-      <w:r>
-        <w:rPr>
-          <w:rFonts w:hint="cs"/>
-          <w:rtl/>
-          <w:lang w:bidi="ar-SA"/>
-        </w:rPr>
-        <w:t>ي</w:t>
-      </w:r>
-      <w:r>
-        <w:rPr>
-          <w:rFonts w:hint="cs"/>
-          <w:rtl/>
-          <w:lang w:bidi="ar-SA"/>
-        </w:rPr>
-        <w:t>عد</w:t>
-      </w:r>
-      <w:r>
-        <w:rPr>
-          <w:rFonts w:hint="cs"/>
-          <w:rtl/>
-          <w:lang w:bidi="ar-SA"/>
-        </w:rPr>
-        <w:t>هم</w:t>
-      </w:r>
-      <w:r>
-        <w:rPr>
-          <w:rFonts w:hint="cs"/>
-          <w:rtl/>
-          <w:lang w:bidi="ar-SA"/>
-        </w:rPr>
-        <w:t xml:space="preserve"> </w:t>
-      </w:r>
-      <w:r>
-        <w:rPr>
-          <w:rFonts w:hint="cs"/>
-          <w:rtl/>
-          <w:lang w:bidi="ar-SA"/>
-        </w:rPr>
-        <w:t>بأجرة</w:t>
-      </w:r>
-      <w:r>
-        <w:rPr>
-          <w:rFonts w:hint="cs"/>
-          <w:rtl/>
-          <w:lang w:bidi="ar-SA"/>
-        </w:rPr>
-        <w:t xml:space="preserve"> في السماوات</w:t>
-      </w:r>
-      <w:r>
-        <w:rPr>
-          <w:rFonts w:hint="cs"/>
-          <w:rtl/>
-          <w:lang w:bidi="ar-SA"/>
-        </w:rPr>
-        <w:t xml:space="preserve">. لقد كان يعلم بأن تلاميذه سينتقلون إلى نظام جديد وسماوي في الأمور، وإذ صادق على الأمور العتيقة في نور أوضح، ابتدأ يخبرهم ببعض الأمور الجديدة التي كانت قريبة حدوثها. إن التبدل في هذين العددين ملفت جدًا ويفيدنا كثيرًا لكي نفهم طابع "موعظة الجبل" التي لخّص فيها الرب تعاليمه وربطها بالأمور العتيقة كما سلمها موسى. في يوحنا 13 </w:t>
-      </w:r>
-      <w:r>
-        <w:rPr>
-          <w:rtl/>
-          <w:lang w:bidi="ar-SA"/>
-        </w:rPr>
-        <w:t>–</w:t>
-      </w:r>
-      <w:r>
-        <w:rPr>
-          <w:rFonts w:hint="cs"/>
-          <w:rtl/>
-          <w:lang w:bidi="ar-SA"/>
-        </w:rPr>
-        <w:t xml:space="preserve"> 16 (إننا هنا يمكننا أن نتكلم عن "موعظة العليّة") وسّع تعاليمه وربطها بكامل النور الذي سيحدث لو جاء الروح القدس.</w:t>
+        <w:t>إن هذه الأقوال ليست جديدة علينا</w:t>
+      </w:r>
+      <w:r>
+        <w:rPr>
+          <w:rFonts w:hint="cs"/>
+          <w:rtl/>
+          <w:lang w:bidi="ar-SA"/>
+        </w:rPr>
+        <w:t>. إنها تتفق تمامًا مع معاملات الله، كما سنرى ذلك الآن. فمن الواضح تمامًا بأنه يسمح في هذه الحياة أن يكون لبعض الخطايا عواقبها الزمنية المحدودة. ولمَ لا يكون إذًا أيضًا في الآخِرة عقاب كامل وعادل؟</w:t>
       </w:r>
     </w:p>
     <w:p>
@@ -229,73 +452,80 @@
           <w:rtl/>
           <w:lang w:bidi="ar-SA"/>
         </w:rPr>
-        <w:t>في الاضطهادات من أجل اسمه ستحل بركته على تلاميذه، وهذا كان عليهم أن يعرفوه ويفرحوا به. فيما هو طبيعي نحن نرتعب من الاضطهادات، غير أن الت</w:t>
-      </w:r>
-      <w:r>
-        <w:rPr>
-          <w:rFonts w:hint="cs"/>
-          <w:rtl/>
-          <w:lang w:bidi="ar-SA"/>
-        </w:rPr>
-        <w:t>ا</w:t>
-      </w:r>
-      <w:r>
-        <w:rPr>
-          <w:rFonts w:hint="cs"/>
-          <w:rtl/>
-          <w:lang w:bidi="ar-SA"/>
-        </w:rPr>
-        <w:t xml:space="preserve">ريخ </w:t>
-      </w:r>
-      <w:r>
-        <w:rPr>
-          <w:rFonts w:hint="cs"/>
-          <w:rtl/>
-          <w:lang w:bidi="ar-SA"/>
-        </w:rPr>
-        <w:t>يشهد</w:t>
-      </w:r>
-      <w:r>
-        <w:rPr>
-          <w:rFonts w:hint="cs"/>
-          <w:rtl/>
-          <w:lang w:bidi="ar-SA"/>
-        </w:rPr>
-        <w:t xml:space="preserve"> حقيقة </w:t>
-      </w:r>
-      <w:r>
-        <w:rPr>
-          <w:rFonts w:hint="cs"/>
-          <w:rtl/>
-          <w:lang w:bidi="ar-SA"/>
-        </w:rPr>
-        <w:t>ب</w:t>
-      </w:r>
-      <w:r>
-        <w:rPr>
-          <w:rFonts w:hint="cs"/>
-          <w:rtl/>
-          <w:lang w:bidi="ar-SA"/>
-        </w:rPr>
-        <w:t>هذه الكلمات. فمثل أولئك المؤمنين</w:t>
-      </w:r>
-      <w:r>
-        <w:rPr>
-          <w:rFonts w:hint="cs"/>
-          <w:rtl/>
-          <w:lang w:bidi="ar-SA"/>
-        </w:rPr>
-        <w:t xml:space="preserve"> وهم مشابهين الرب كثيرًا ولهم جرأة في شهادتهم، كان عليهم أن يتألموا، ولكنهم تشددوا وأخذوا أجرتهم. بالمقابل فالذين يهادنون ليتجنبوا الاضطهاد يقعون في بؤس ويخسرون كل أجرهم.</w:t>
+        <w:t xml:space="preserve">وهنا علينا أن نوضّح مسألة أخرى. إن كان العقاب المستقبلي هو أمر واقعي للخطية، فماذا سيكون طابعه؟ هل غايته بأن يشفي الإنسان ويصلحه، أم أنه ينص على عقاب وانتقام؟ إنها مسألة جدًا مهمة، لأنه إن </w:t>
+      </w:r>
+      <w:r>
+        <w:rPr>
+          <w:rFonts w:hint="cs"/>
+          <w:rtl/>
+          <w:lang w:bidi="ar-SA"/>
+        </w:rPr>
+        <w:t xml:space="preserve">كان </w:t>
+      </w:r>
+      <w:r>
+        <w:rPr>
+          <w:rFonts w:hint="cs"/>
+          <w:rtl/>
+          <w:lang w:bidi="ar-SA"/>
+        </w:rPr>
+        <w:t xml:space="preserve">لها جواب فستتضح المسألة أيضًا كم سيطول هذا العقاب. </w:t>
+      </w:r>
+      <w:r>
+        <w:rPr>
+          <w:rFonts w:hint="cs"/>
+          <w:rtl/>
+          <w:lang w:bidi="ar-SA"/>
+        </w:rPr>
+        <w:t>ف</w:t>
+      </w:r>
+      <w:r>
+        <w:rPr>
+          <w:rFonts w:hint="cs"/>
+          <w:rtl/>
+          <w:lang w:bidi="ar-SA"/>
+        </w:rPr>
+        <w:t>إن كان</w:t>
+      </w:r>
+      <w:r>
+        <w:rPr>
+          <w:rFonts w:hint="cs"/>
+          <w:rtl/>
+          <w:lang w:bidi="ar-SA"/>
+        </w:rPr>
+        <w:t>ت</w:t>
+      </w:r>
+      <w:r>
+        <w:rPr>
+          <w:rFonts w:hint="cs"/>
+          <w:rtl/>
+          <w:lang w:bidi="ar-SA"/>
+        </w:rPr>
+        <w:t xml:space="preserve"> غايته</w:t>
+      </w:r>
+      <w:r>
+        <w:rPr>
+          <w:rFonts w:hint="cs"/>
+          <w:rtl/>
+          <w:lang w:bidi="ar-SA"/>
+        </w:rPr>
+        <w:t xml:space="preserve"> في الآخِرة إصلاح المُعاقَب، فمن الواضح بأنه لن يكون إلى الأبد.</w:t>
       </w:r>
     </w:p>
     <w:p>
       <w:pPr>
         <w:rPr>
-          <w:rFonts w:hint="cs"/>
           <w:lang w:bidi="ar-SA"/>
         </w:rPr>
       </w:pPr>
-      <w:hyperlink r:id="rId5" w:anchor=":~:text=Dar%C3%BCber%20hinaus%20ist%20ein%20J%C3%BCnger" w:history="1">
+      <w:r>
+        <w:rPr>
+          <w:rFonts w:hint="cs"/>
+          <w:rtl/>
+          <w:lang w:bidi="ar-SA"/>
+        </w:rPr>
+        <w:t xml:space="preserve">هل العقاب الآتي الذي يتكلم عنه الكتاب هو وسيلة للتجديد؟ هل سيكون الجحيم مؤسسة إصلاحية كبيرة لكي يُصحّحوا أولئك الناس المعاندين، الذين لا يسمحون بالوصول إليهم بكرازة النعمة؟ ومن دون أن نطيل جوابنا هو: </w:t>
+      </w:r>
+      <w:hyperlink r:id="rId4" w:anchor=":~:text=Wir%20lehnen%20diesen%20Gedanken%20nicht%20nur%20ab" w:history="1">
         <w:r>
           <w:rPr>
             <w:rStyle w:val="Hyperlink"/>
@@ -303,7 +533,7 @@
             <w:rtl/>
             <w:lang w:bidi="ar-SA"/>
           </w:rPr>
-          <w:t>متى</w:t>
+          <w:t>كلا</w:t>
         </w:r>
       </w:hyperlink>
       <w:r>
@@ -312,7 +542,7 @@
           <w:rtl/>
           <w:lang w:bidi="ar-SA"/>
         </w:rPr>
-        <w:t xml:space="preserve"> 5: 13</w:t>
+        <w:t>!</w:t>
       </w:r>
     </w:p>
     <w:sectPr>
@@ -385,7 +615,7 @@
     <w:lsdException w:name="table of figures" w:semiHidden="1" w:unhideWhenUsed="1"/>
     <w:lsdException w:name="envelope address" w:semiHidden="1" w:unhideWhenUsed="1"/>
     <w:lsdException w:name="envelope return" w:semiHidden="1" w:unhideWhenUsed="1"/>
-    <w:lsdException w:name="footnote reference" w:semiHidden="1" w:unhideWhenUsed="1"/>
+    <w:lsdException w:name="footnote reference" w:semiHidden="1" w:unhideWhenUsed="1" w:qFormat="1"/>
     <w:lsdException w:name="annotation reference" w:semiHidden="1" w:unhideWhenUsed="1"/>
     <w:lsdException w:name="line number" w:semiHidden="1" w:unhideWhenUsed="1"/>
     <w:lsdException w:name="page number" w:semiHidden="1" w:unhideWhenUsed="1"/>
@@ -732,6 +962,203 @@
       <w:lang w:bidi="ar-EG"/>
     </w:rPr>
   </w:style>
+  <w:style w:type="paragraph" w:styleId="Heading1">
+    <w:name w:val="heading 1"/>
+    <w:basedOn w:val="Normal"/>
+    <w:next w:val="Normal"/>
+    <w:link w:val="Heading1Char"/>
+    <w:uiPriority w:val="9"/>
+    <w:qFormat/>
+    <w:rsid w:val="0021032F"/>
+    <w:pPr>
+      <w:keepNext/>
+      <w:keepLines/>
+      <w:spacing w:before="360" w:after="80"/>
+      <w:outlineLvl w:val="0"/>
+    </w:pPr>
+    <w:rPr>
+      <w:rFonts w:asciiTheme="majorHAnsi" w:eastAsiaTheme="majorEastAsia" w:hAnsiTheme="majorHAnsi" w:cstheme="majorBidi"/>
+      <w:color w:val="2F5496" w:themeColor="accent1" w:themeShade="BF"/>
+      <w:sz w:val="40"/>
+      <w:szCs w:val="40"/>
+    </w:rPr>
+  </w:style>
+  <w:style w:type="paragraph" w:styleId="Heading2">
+    <w:name w:val="heading 2"/>
+    <w:basedOn w:val="Normal"/>
+    <w:next w:val="Normal"/>
+    <w:link w:val="Heading2Char"/>
+    <w:uiPriority w:val="9"/>
+    <w:semiHidden/>
+    <w:unhideWhenUsed/>
+    <w:qFormat/>
+    <w:rsid w:val="0021032F"/>
+    <w:pPr>
+      <w:keepNext/>
+      <w:keepLines/>
+      <w:spacing w:before="160" w:after="80"/>
+      <w:outlineLvl w:val="1"/>
+    </w:pPr>
+    <w:rPr>
+      <w:rFonts w:asciiTheme="majorHAnsi" w:eastAsiaTheme="majorEastAsia" w:hAnsiTheme="majorHAnsi" w:cstheme="majorBidi"/>
+      <w:color w:val="2F5496" w:themeColor="accent1" w:themeShade="BF"/>
+      <w:sz w:val="32"/>
+      <w:szCs w:val="32"/>
+    </w:rPr>
+  </w:style>
+  <w:style w:type="paragraph" w:styleId="Heading3">
+    <w:name w:val="heading 3"/>
+    <w:basedOn w:val="Normal"/>
+    <w:next w:val="Normal"/>
+    <w:link w:val="Heading3Char"/>
+    <w:uiPriority w:val="9"/>
+    <w:semiHidden/>
+    <w:unhideWhenUsed/>
+    <w:qFormat/>
+    <w:rsid w:val="0021032F"/>
+    <w:pPr>
+      <w:keepNext/>
+      <w:keepLines/>
+      <w:spacing w:before="160" w:after="80"/>
+      <w:outlineLvl w:val="2"/>
+    </w:pPr>
+    <w:rPr>
+      <w:rFonts w:asciiTheme="minorHAnsi" w:eastAsiaTheme="majorEastAsia" w:hAnsiTheme="minorHAnsi" w:cstheme="majorBidi"/>
+      <w:color w:val="2F5496" w:themeColor="accent1" w:themeShade="BF"/>
+    </w:rPr>
+  </w:style>
+  <w:style w:type="paragraph" w:styleId="Heading4">
+    <w:name w:val="heading 4"/>
+    <w:basedOn w:val="Normal"/>
+    <w:next w:val="Normal"/>
+    <w:link w:val="Heading4Char"/>
+    <w:uiPriority w:val="9"/>
+    <w:semiHidden/>
+    <w:unhideWhenUsed/>
+    <w:qFormat/>
+    <w:rsid w:val="0021032F"/>
+    <w:pPr>
+      <w:keepNext/>
+      <w:keepLines/>
+      <w:spacing w:before="80" w:after="40"/>
+      <w:outlineLvl w:val="3"/>
+    </w:pPr>
+    <w:rPr>
+      <w:rFonts w:asciiTheme="minorHAnsi" w:eastAsiaTheme="majorEastAsia" w:hAnsiTheme="minorHAnsi" w:cstheme="majorBidi"/>
+      <w:i/>
+      <w:iCs/>
+      <w:color w:val="2F5496" w:themeColor="accent1" w:themeShade="BF"/>
+    </w:rPr>
+  </w:style>
+  <w:style w:type="paragraph" w:styleId="Heading5">
+    <w:name w:val="heading 5"/>
+    <w:basedOn w:val="Normal"/>
+    <w:next w:val="Normal"/>
+    <w:link w:val="Heading5Char"/>
+    <w:uiPriority w:val="9"/>
+    <w:semiHidden/>
+    <w:unhideWhenUsed/>
+    <w:qFormat/>
+    <w:rsid w:val="0021032F"/>
+    <w:pPr>
+      <w:keepNext/>
+      <w:keepLines/>
+      <w:spacing w:before="80" w:after="40"/>
+      <w:outlineLvl w:val="4"/>
+    </w:pPr>
+    <w:rPr>
+      <w:rFonts w:asciiTheme="minorHAnsi" w:eastAsiaTheme="majorEastAsia" w:hAnsiTheme="minorHAnsi" w:cstheme="majorBidi"/>
+      <w:color w:val="2F5496" w:themeColor="accent1" w:themeShade="BF"/>
+    </w:rPr>
+  </w:style>
+  <w:style w:type="paragraph" w:styleId="Heading6">
+    <w:name w:val="heading 6"/>
+    <w:basedOn w:val="Normal"/>
+    <w:next w:val="Normal"/>
+    <w:link w:val="Heading6Char"/>
+    <w:uiPriority w:val="9"/>
+    <w:semiHidden/>
+    <w:unhideWhenUsed/>
+    <w:qFormat/>
+    <w:rsid w:val="0021032F"/>
+    <w:pPr>
+      <w:keepNext/>
+      <w:keepLines/>
+      <w:spacing w:before="40" w:after="0"/>
+      <w:outlineLvl w:val="5"/>
+    </w:pPr>
+    <w:rPr>
+      <w:rFonts w:asciiTheme="minorHAnsi" w:eastAsiaTheme="majorEastAsia" w:hAnsiTheme="minorHAnsi" w:cstheme="majorBidi"/>
+      <w:i/>
+      <w:iCs/>
+      <w:color w:val="595959" w:themeColor="text1" w:themeTint="A6"/>
+    </w:rPr>
+  </w:style>
+  <w:style w:type="paragraph" w:styleId="Heading7">
+    <w:name w:val="heading 7"/>
+    <w:basedOn w:val="Normal"/>
+    <w:next w:val="Normal"/>
+    <w:link w:val="Heading7Char"/>
+    <w:uiPriority w:val="9"/>
+    <w:semiHidden/>
+    <w:unhideWhenUsed/>
+    <w:qFormat/>
+    <w:rsid w:val="0021032F"/>
+    <w:pPr>
+      <w:keepNext/>
+      <w:keepLines/>
+      <w:spacing w:before="40" w:after="0"/>
+      <w:outlineLvl w:val="6"/>
+    </w:pPr>
+    <w:rPr>
+      <w:rFonts w:asciiTheme="minorHAnsi" w:eastAsiaTheme="majorEastAsia" w:hAnsiTheme="minorHAnsi" w:cstheme="majorBidi"/>
+      <w:color w:val="595959" w:themeColor="text1" w:themeTint="A6"/>
+    </w:rPr>
+  </w:style>
+  <w:style w:type="paragraph" w:styleId="Heading8">
+    <w:name w:val="heading 8"/>
+    <w:basedOn w:val="Normal"/>
+    <w:next w:val="Normal"/>
+    <w:link w:val="Heading8Char"/>
+    <w:uiPriority w:val="9"/>
+    <w:semiHidden/>
+    <w:unhideWhenUsed/>
+    <w:qFormat/>
+    <w:rsid w:val="0021032F"/>
+    <w:pPr>
+      <w:keepNext/>
+      <w:keepLines/>
+      <w:spacing w:after="0"/>
+      <w:outlineLvl w:val="7"/>
+    </w:pPr>
+    <w:rPr>
+      <w:rFonts w:asciiTheme="minorHAnsi" w:eastAsiaTheme="majorEastAsia" w:hAnsiTheme="minorHAnsi" w:cstheme="majorBidi"/>
+      <w:i/>
+      <w:iCs/>
+      <w:color w:val="272727" w:themeColor="text1" w:themeTint="D8"/>
+    </w:rPr>
+  </w:style>
+  <w:style w:type="paragraph" w:styleId="Heading9">
+    <w:name w:val="heading 9"/>
+    <w:basedOn w:val="Normal"/>
+    <w:next w:val="Normal"/>
+    <w:link w:val="Heading9Char"/>
+    <w:uiPriority w:val="9"/>
+    <w:semiHidden/>
+    <w:unhideWhenUsed/>
+    <w:qFormat/>
+    <w:rsid w:val="0021032F"/>
+    <w:pPr>
+      <w:keepNext/>
+      <w:keepLines/>
+      <w:spacing w:after="0"/>
+      <w:outlineLvl w:val="8"/>
+    </w:pPr>
+    <w:rPr>
+      <w:rFonts w:asciiTheme="minorHAnsi" w:eastAsiaTheme="majorEastAsia" w:hAnsiTheme="minorHAnsi" w:cstheme="majorBidi"/>
+      <w:color w:val="272727" w:themeColor="text1" w:themeTint="D8"/>
+    </w:rPr>
+  </w:style>
   <w:style w:type="character" w:default="1" w:styleId="DefaultParagraphFont">
     <w:name w:val="Default Paragraph Font"/>
     <w:uiPriority w:val="1"/>
@@ -759,12 +1186,337 @@
     <w:semiHidden/>
     <w:unhideWhenUsed/>
   </w:style>
+  <w:style w:type="character" w:styleId="FootnoteReference">
+    <w:name w:val="footnote reference"/>
+    <w:basedOn w:val="DefaultParagraphFont"/>
+    <w:uiPriority w:val="99"/>
+    <w:semiHidden/>
+    <w:unhideWhenUsed/>
+    <w:qFormat/>
+    <w:rsid w:val="00EC5C84"/>
+    <w:rPr>
+      <w:rFonts w:ascii="Sakkal Majalla" w:hAnsi="Sakkal Majalla"/>
+      <w:b/>
+      <w:sz w:val="26"/>
+      <w:vertAlign w:val="superscript"/>
+    </w:rPr>
+  </w:style>
+  <w:style w:type="character" w:customStyle="1" w:styleId="Heading1Char">
+    <w:name w:val="Heading 1 Char"/>
+    <w:basedOn w:val="DefaultParagraphFont"/>
+    <w:link w:val="Heading1"/>
+    <w:uiPriority w:val="9"/>
+    <w:rsid w:val="0021032F"/>
+    <w:rPr>
+      <w:rFonts w:asciiTheme="majorHAnsi" w:eastAsiaTheme="majorEastAsia" w:hAnsiTheme="majorHAnsi" w:cstheme="majorBidi"/>
+      <w:noProof/>
+      <w:color w:val="2F5496" w:themeColor="accent1" w:themeShade="BF"/>
+      <w:sz w:val="40"/>
+      <w:szCs w:val="40"/>
+      <w:lang w:bidi="ar-EG"/>
+    </w:rPr>
+  </w:style>
+  <w:style w:type="character" w:customStyle="1" w:styleId="Heading2Char">
+    <w:name w:val="Heading 2 Char"/>
+    <w:basedOn w:val="DefaultParagraphFont"/>
+    <w:link w:val="Heading2"/>
+    <w:uiPriority w:val="9"/>
+    <w:semiHidden/>
+    <w:rsid w:val="0021032F"/>
+    <w:rPr>
+      <w:rFonts w:asciiTheme="majorHAnsi" w:eastAsiaTheme="majorEastAsia" w:hAnsiTheme="majorHAnsi" w:cstheme="majorBidi"/>
+      <w:noProof/>
+      <w:color w:val="2F5496" w:themeColor="accent1" w:themeShade="BF"/>
+      <w:sz w:val="32"/>
+      <w:szCs w:val="32"/>
+      <w:lang w:bidi="ar-EG"/>
+    </w:rPr>
+  </w:style>
+  <w:style w:type="character" w:customStyle="1" w:styleId="Heading3Char">
+    <w:name w:val="Heading 3 Char"/>
+    <w:basedOn w:val="DefaultParagraphFont"/>
+    <w:link w:val="Heading3"/>
+    <w:uiPriority w:val="9"/>
+    <w:semiHidden/>
+    <w:rsid w:val="0021032F"/>
+    <w:rPr>
+      <w:rFonts w:asciiTheme="minorHAnsi" w:eastAsiaTheme="majorEastAsia" w:hAnsiTheme="minorHAnsi" w:cstheme="majorBidi"/>
+      <w:noProof/>
+      <w:color w:val="2F5496" w:themeColor="accent1" w:themeShade="BF"/>
+      <w:lang w:bidi="ar-EG"/>
+    </w:rPr>
+  </w:style>
+  <w:style w:type="character" w:customStyle="1" w:styleId="Heading4Char">
+    <w:name w:val="Heading 4 Char"/>
+    <w:basedOn w:val="DefaultParagraphFont"/>
+    <w:link w:val="Heading4"/>
+    <w:uiPriority w:val="9"/>
+    <w:semiHidden/>
+    <w:rsid w:val="0021032F"/>
+    <w:rPr>
+      <w:rFonts w:asciiTheme="minorHAnsi" w:eastAsiaTheme="majorEastAsia" w:hAnsiTheme="minorHAnsi" w:cstheme="majorBidi"/>
+      <w:i/>
+      <w:iCs/>
+      <w:noProof/>
+      <w:color w:val="2F5496" w:themeColor="accent1" w:themeShade="BF"/>
+      <w:lang w:bidi="ar-EG"/>
+    </w:rPr>
+  </w:style>
+  <w:style w:type="character" w:customStyle="1" w:styleId="Heading5Char">
+    <w:name w:val="Heading 5 Char"/>
+    <w:basedOn w:val="DefaultParagraphFont"/>
+    <w:link w:val="Heading5"/>
+    <w:uiPriority w:val="9"/>
+    <w:semiHidden/>
+    <w:rsid w:val="0021032F"/>
+    <w:rPr>
+      <w:rFonts w:asciiTheme="minorHAnsi" w:eastAsiaTheme="majorEastAsia" w:hAnsiTheme="minorHAnsi" w:cstheme="majorBidi"/>
+      <w:noProof/>
+      <w:color w:val="2F5496" w:themeColor="accent1" w:themeShade="BF"/>
+      <w:lang w:bidi="ar-EG"/>
+    </w:rPr>
+  </w:style>
+  <w:style w:type="character" w:customStyle="1" w:styleId="Heading6Char">
+    <w:name w:val="Heading 6 Char"/>
+    <w:basedOn w:val="DefaultParagraphFont"/>
+    <w:link w:val="Heading6"/>
+    <w:uiPriority w:val="9"/>
+    <w:semiHidden/>
+    <w:rsid w:val="0021032F"/>
+    <w:rPr>
+      <w:rFonts w:asciiTheme="minorHAnsi" w:eastAsiaTheme="majorEastAsia" w:hAnsiTheme="minorHAnsi" w:cstheme="majorBidi"/>
+      <w:i/>
+      <w:iCs/>
+      <w:noProof/>
+      <w:color w:val="595959" w:themeColor="text1" w:themeTint="A6"/>
+      <w:lang w:bidi="ar-EG"/>
+    </w:rPr>
+  </w:style>
+  <w:style w:type="character" w:customStyle="1" w:styleId="Heading7Char">
+    <w:name w:val="Heading 7 Char"/>
+    <w:basedOn w:val="DefaultParagraphFont"/>
+    <w:link w:val="Heading7"/>
+    <w:uiPriority w:val="9"/>
+    <w:semiHidden/>
+    <w:rsid w:val="0021032F"/>
+    <w:rPr>
+      <w:rFonts w:asciiTheme="minorHAnsi" w:eastAsiaTheme="majorEastAsia" w:hAnsiTheme="minorHAnsi" w:cstheme="majorBidi"/>
+      <w:noProof/>
+      <w:color w:val="595959" w:themeColor="text1" w:themeTint="A6"/>
+      <w:lang w:bidi="ar-EG"/>
+    </w:rPr>
+  </w:style>
+  <w:style w:type="character" w:customStyle="1" w:styleId="Heading8Char">
+    <w:name w:val="Heading 8 Char"/>
+    <w:basedOn w:val="DefaultParagraphFont"/>
+    <w:link w:val="Heading8"/>
+    <w:uiPriority w:val="9"/>
+    <w:semiHidden/>
+    <w:rsid w:val="0021032F"/>
+    <w:rPr>
+      <w:rFonts w:asciiTheme="minorHAnsi" w:eastAsiaTheme="majorEastAsia" w:hAnsiTheme="minorHAnsi" w:cstheme="majorBidi"/>
+      <w:i/>
+      <w:iCs/>
+      <w:noProof/>
+      <w:color w:val="272727" w:themeColor="text1" w:themeTint="D8"/>
+      <w:lang w:bidi="ar-EG"/>
+    </w:rPr>
+  </w:style>
+  <w:style w:type="character" w:customStyle="1" w:styleId="Heading9Char">
+    <w:name w:val="Heading 9 Char"/>
+    <w:basedOn w:val="DefaultParagraphFont"/>
+    <w:link w:val="Heading9"/>
+    <w:uiPriority w:val="9"/>
+    <w:semiHidden/>
+    <w:rsid w:val="0021032F"/>
+    <w:rPr>
+      <w:rFonts w:asciiTheme="minorHAnsi" w:eastAsiaTheme="majorEastAsia" w:hAnsiTheme="minorHAnsi" w:cstheme="majorBidi"/>
+      <w:noProof/>
+      <w:color w:val="272727" w:themeColor="text1" w:themeTint="D8"/>
+      <w:lang w:bidi="ar-EG"/>
+    </w:rPr>
+  </w:style>
+  <w:style w:type="paragraph" w:styleId="Title">
+    <w:name w:val="Title"/>
+    <w:basedOn w:val="Normal"/>
+    <w:next w:val="Normal"/>
+    <w:link w:val="TitleChar"/>
+    <w:uiPriority w:val="10"/>
+    <w:qFormat/>
+    <w:rsid w:val="0021032F"/>
+    <w:pPr>
+      <w:spacing w:after="80" w:line="240" w:lineRule="auto"/>
+      <w:contextualSpacing/>
+    </w:pPr>
+    <w:rPr>
+      <w:rFonts w:asciiTheme="majorHAnsi" w:eastAsiaTheme="majorEastAsia" w:hAnsiTheme="majorHAnsi" w:cstheme="majorBidi"/>
+      <w:spacing w:val="-10"/>
+      <w:kern w:val="28"/>
+      <w:sz w:val="56"/>
+      <w:szCs w:val="56"/>
+    </w:rPr>
+  </w:style>
+  <w:style w:type="character" w:customStyle="1" w:styleId="TitleChar">
+    <w:name w:val="Title Char"/>
+    <w:basedOn w:val="DefaultParagraphFont"/>
+    <w:link w:val="Title"/>
+    <w:uiPriority w:val="10"/>
+    <w:rsid w:val="0021032F"/>
+    <w:rPr>
+      <w:rFonts w:asciiTheme="majorHAnsi" w:eastAsiaTheme="majorEastAsia" w:hAnsiTheme="majorHAnsi" w:cstheme="majorBidi"/>
+      <w:noProof/>
+      <w:spacing w:val="-10"/>
+      <w:kern w:val="28"/>
+      <w:sz w:val="56"/>
+      <w:szCs w:val="56"/>
+      <w:lang w:bidi="ar-EG"/>
+    </w:rPr>
+  </w:style>
+  <w:style w:type="paragraph" w:styleId="Subtitle">
+    <w:name w:val="Subtitle"/>
+    <w:basedOn w:val="Normal"/>
+    <w:next w:val="Normal"/>
+    <w:link w:val="SubtitleChar"/>
+    <w:uiPriority w:val="11"/>
+    <w:qFormat/>
+    <w:rsid w:val="0021032F"/>
+    <w:pPr>
+      <w:numPr>
+        <w:ilvl w:val="1"/>
+      </w:numPr>
+    </w:pPr>
+    <w:rPr>
+      <w:rFonts w:asciiTheme="minorHAnsi" w:eastAsiaTheme="majorEastAsia" w:hAnsiTheme="minorHAnsi" w:cstheme="majorBidi"/>
+      <w:color w:val="595959" w:themeColor="text1" w:themeTint="A6"/>
+      <w:spacing w:val="15"/>
+    </w:rPr>
+  </w:style>
+  <w:style w:type="character" w:customStyle="1" w:styleId="SubtitleChar">
+    <w:name w:val="Subtitle Char"/>
+    <w:basedOn w:val="DefaultParagraphFont"/>
+    <w:link w:val="Subtitle"/>
+    <w:uiPriority w:val="11"/>
+    <w:rsid w:val="0021032F"/>
+    <w:rPr>
+      <w:rFonts w:asciiTheme="minorHAnsi" w:eastAsiaTheme="majorEastAsia" w:hAnsiTheme="minorHAnsi" w:cstheme="majorBidi"/>
+      <w:noProof/>
+      <w:color w:val="595959" w:themeColor="text1" w:themeTint="A6"/>
+      <w:spacing w:val="15"/>
+      <w:lang w:bidi="ar-EG"/>
+    </w:rPr>
+  </w:style>
+  <w:style w:type="paragraph" w:styleId="Quote">
+    <w:name w:val="Quote"/>
+    <w:basedOn w:val="Normal"/>
+    <w:next w:val="Normal"/>
+    <w:link w:val="QuoteChar"/>
+    <w:uiPriority w:val="29"/>
+    <w:qFormat/>
+    <w:rsid w:val="0021032F"/>
+    <w:pPr>
+      <w:spacing w:before="160"/>
+      <w:jc w:val="center"/>
+    </w:pPr>
+    <w:rPr>
+      <w:i/>
+      <w:iCs/>
+      <w:color w:val="404040" w:themeColor="text1" w:themeTint="BF"/>
+    </w:rPr>
+  </w:style>
+  <w:style w:type="character" w:customStyle="1" w:styleId="QuoteChar">
+    <w:name w:val="Quote Char"/>
+    <w:basedOn w:val="DefaultParagraphFont"/>
+    <w:link w:val="Quote"/>
+    <w:uiPriority w:val="29"/>
+    <w:rsid w:val="0021032F"/>
+    <w:rPr>
+      <w:i/>
+      <w:iCs/>
+      <w:noProof/>
+      <w:color w:val="404040" w:themeColor="text1" w:themeTint="BF"/>
+      <w:lang w:bidi="ar-EG"/>
+    </w:rPr>
+  </w:style>
+  <w:style w:type="paragraph" w:styleId="ListParagraph">
+    <w:name w:val="List Paragraph"/>
+    <w:basedOn w:val="Normal"/>
+    <w:uiPriority w:val="34"/>
+    <w:qFormat/>
+    <w:rsid w:val="0021032F"/>
+    <w:pPr>
+      <w:ind w:left="720"/>
+      <w:contextualSpacing/>
+    </w:pPr>
+  </w:style>
+  <w:style w:type="character" w:styleId="IntenseEmphasis">
+    <w:name w:val="Intense Emphasis"/>
+    <w:basedOn w:val="DefaultParagraphFont"/>
+    <w:uiPriority w:val="21"/>
+    <w:qFormat/>
+    <w:rsid w:val="0021032F"/>
+    <w:rPr>
+      <w:i/>
+      <w:iCs/>
+      <w:color w:val="2F5496" w:themeColor="accent1" w:themeShade="BF"/>
+    </w:rPr>
+  </w:style>
+  <w:style w:type="paragraph" w:styleId="IntenseQuote">
+    <w:name w:val="Intense Quote"/>
+    <w:basedOn w:val="Normal"/>
+    <w:next w:val="Normal"/>
+    <w:link w:val="IntenseQuoteChar"/>
+    <w:uiPriority w:val="30"/>
+    <w:qFormat/>
+    <w:rsid w:val="0021032F"/>
+    <w:pPr>
+      <w:pBdr>
+        <w:top w:val="single" w:sz="4" w:space="10" w:color="2F5496" w:themeColor="accent1" w:themeShade="BF"/>
+        <w:bottom w:val="single" w:sz="4" w:space="10" w:color="2F5496" w:themeColor="accent1" w:themeShade="BF"/>
+      </w:pBdr>
+      <w:spacing w:before="360" w:after="360"/>
+      <w:ind w:left="864" w:right="864"/>
+      <w:jc w:val="center"/>
+    </w:pPr>
+    <w:rPr>
+      <w:i/>
+      <w:iCs/>
+      <w:color w:val="2F5496" w:themeColor="accent1" w:themeShade="BF"/>
+    </w:rPr>
+  </w:style>
+  <w:style w:type="character" w:customStyle="1" w:styleId="IntenseQuoteChar">
+    <w:name w:val="Intense Quote Char"/>
+    <w:basedOn w:val="DefaultParagraphFont"/>
+    <w:link w:val="IntenseQuote"/>
+    <w:uiPriority w:val="30"/>
+    <w:rsid w:val="0021032F"/>
+    <w:rPr>
+      <w:i/>
+      <w:iCs/>
+      <w:noProof/>
+      <w:color w:val="2F5496" w:themeColor="accent1" w:themeShade="BF"/>
+      <w:lang w:bidi="ar-EG"/>
+    </w:rPr>
+  </w:style>
+  <w:style w:type="character" w:styleId="IntenseReference">
+    <w:name w:val="Intense Reference"/>
+    <w:basedOn w:val="DefaultParagraphFont"/>
+    <w:uiPriority w:val="32"/>
+    <w:qFormat/>
+    <w:rsid w:val="0021032F"/>
+    <w:rPr>
+      <w:b/>
+      <w:bCs/>
+      <w:smallCaps/>
+      <w:color w:val="2F5496" w:themeColor="accent1" w:themeShade="BF"/>
+      <w:spacing w:val="5"/>
+    </w:rPr>
+  </w:style>
   <w:style w:type="character" w:styleId="Hyperlink">
     <w:name w:val="Hyperlink"/>
     <w:basedOn w:val="DefaultParagraphFont"/>
     <w:uiPriority w:val="99"/>
     <w:unhideWhenUsed/>
-    <w:rsid w:val="00E31853"/>
+    <w:rsid w:val="00162286"/>
     <w:rPr>
       <w:color w:val="0563C1" w:themeColor="hyperlink"/>
       <w:u w:val="single"/>
@@ -776,7 +1528,7 @@
     <w:uiPriority w:val="99"/>
     <w:semiHidden/>
     <w:unhideWhenUsed/>
-    <w:rsid w:val="00E31853"/>
+    <w:rsid w:val="00162286"/>
     <w:rPr>
       <w:color w:val="605E5C"/>
       <w:shd w:val="clear" w:color="auto" w:fill="E1DFDD"/>
@@ -883,7 +1635,7 @@
         <a:latin typeface="Calibri" panose="020F0502020204030204"/>
         <a:ea typeface=""/>
         <a:cs typeface=""/>
-        <a:font script="Jpan" typeface="游明朝"/>
+        <a:font script="Jpan" typeface="游ゴシック"/>
         <a:font script="Hang" typeface="맑은 고딕"/>
         <a:font script="Hans" typeface="等线"/>
         <a:font script="Hant" typeface="新細明體"/>
